--- a/AtaAcordo-SemParceiroExterno.docx
+++ b/AtaAcordo-SemParceiroExterno.docx
@@ -307,6 +307,25 @@
       <w:r>
         <w:rPr>
           <w:rFonts w:ascii="Arial" w:hAnsi="Arial" w:cs="Arial"/>
+          <w:i/>
+          <w:sz w:val="20"/>
+          <w:szCs w:val="20"/>
+        </w:rPr>
+        <w:t xml:space="preserve"> </w:t>
+      </w:r>
+      <w:proofErr w:type="spellStart"/>
+      <w:r>
+        <w:rPr>
+          <w:rFonts w:ascii="Arial" w:hAnsi="Arial" w:cs="Arial"/>
+          <w:sz w:val="20"/>
+          <w:szCs w:val="20"/>
+        </w:rPr>
+        <w:t>Servify</w:t>
+      </w:r>
+      <w:proofErr w:type="spellEnd"/>
+      <w:r>
+        <w:rPr>
+          <w:rFonts w:ascii="Arial" w:hAnsi="Arial" w:cs="Arial"/>
           <w:sz w:val="20"/>
           <w:szCs w:val="20"/>
         </w:rPr>
@@ -810,7 +829,16 @@
           <w:sz w:val="20"/>
           <w:szCs w:val="20"/>
         </w:rPr>
-        <w:t xml:space="preserve"> responsáveis pelo desenvolvimento do </w:t>
+        <w:t xml:space="preserve"> responsáveis</w:t>
+      </w:r>
+      <w:proofErr w:type="gramEnd"/>
+      <w:r>
+        <w:rPr>
+          <w:rFonts w:ascii="Arial" w:hAnsi="Arial" w:cs="Arial"/>
+          <w:sz w:val="20"/>
+          <w:szCs w:val="20"/>
+        </w:rPr>
+        <w:t xml:space="preserve"> pelo desenvolvimento do </w:t>
       </w:r>
       <w:r>
         <w:rPr>
@@ -821,7 +849,25 @@
         </w:rPr>
         <w:t>software</w:t>
       </w:r>
-      <w:proofErr w:type="gramEnd"/>
+      <w:r>
+        <w:rPr>
+          <w:rFonts w:ascii="Arial" w:hAnsi="Arial" w:cs="Arial"/>
+          <w:i/>
+          <w:sz w:val="20"/>
+          <w:szCs w:val="20"/>
+        </w:rPr>
+        <w:t xml:space="preserve"> </w:t>
+      </w:r>
+      <w:proofErr w:type="spellStart"/>
+      <w:r>
+        <w:rPr>
+          <w:rFonts w:ascii="Arial" w:hAnsi="Arial" w:cs="Arial"/>
+          <w:sz w:val="20"/>
+          <w:szCs w:val="20"/>
+        </w:rPr>
+        <w:t>Servify</w:t>
+      </w:r>
+      <w:proofErr w:type="spellEnd"/>
       <w:r>
         <w:rPr>
           <w:rFonts w:ascii="Arial" w:hAnsi="Arial" w:cs="Arial"/>
@@ -1974,7 +2020,7 @@
           <w:sz w:val="20"/>
           <w:szCs w:val="20"/>
         </w:rPr>
-        <w:t>__________________________________________________</w:t>
+        <w:t>Discentes:</w:t>
       </w:r>
     </w:p>
     <w:p>
@@ -1985,9 +2031,62 @@
           <w:rFonts w:ascii="Arial" w:hAnsi="Arial" w:cs="Arial"/>
           <w:sz w:val="20"/>
           <w:szCs w:val="20"/>
-          <w:highlight w:val="yellow"/>
         </w:rPr>
       </w:pPr>
+    </w:p>
+    <w:p>
+      <w:pPr>
+        <w:spacing w:line="360" w:lineRule="auto"/>
+        <w:jc w:val="both"/>
+        <w:rPr>
+          <w:rFonts w:ascii="Arial" w:hAnsi="Arial" w:cs="Arial"/>
+          <w:sz w:val="20"/>
+          <w:szCs w:val="20"/>
+        </w:rPr>
+      </w:pPr>
+      <w:r>
+        <w:rPr>
+          <w:rFonts w:ascii="Arial" w:hAnsi="Arial" w:cs="Arial"/>
+          <w:sz w:val="20"/>
+          <w:szCs w:val="20"/>
+        </w:rPr>
+        <w:t>__________________</w:t>
+      </w:r>
+      <w:r>
+        <w:rPr>
+          <w:rFonts w:ascii="Arial" w:hAnsi="Arial" w:cs="Arial"/>
+          <w:sz w:val="20"/>
+          <w:szCs w:val="20"/>
+        </w:rPr>
+        <w:t xml:space="preserve">___________________________         </w:t>
+      </w:r>
+      <w:r>
+        <w:rPr>
+          <w:rFonts w:ascii="Arial" w:hAnsi="Arial" w:cs="Arial"/>
+          <w:sz w:val="20"/>
+          <w:szCs w:val="20"/>
+        </w:rPr>
+        <w:t>__________________</w:t>
+      </w:r>
+      <w:r>
+        <w:rPr>
+          <w:rFonts w:ascii="Arial" w:hAnsi="Arial" w:cs="Arial"/>
+          <w:sz w:val="20"/>
+          <w:szCs w:val="20"/>
+        </w:rPr>
+        <w:t>_____________________________</w:t>
+      </w:r>
+    </w:p>
+    <w:p>
+      <w:pPr>
+        <w:spacing w:line="360" w:lineRule="auto"/>
+        <w:jc w:val="both"/>
+        <w:rPr>
+          <w:rFonts w:ascii="Arial" w:hAnsi="Arial" w:cs="Arial"/>
+          <w:sz w:val="20"/>
+          <w:szCs w:val="20"/>
+        </w:rPr>
+      </w:pPr>
       <w:r>
         <w:rPr>
           <w:rFonts w:ascii="Arial" w:hAnsi="Arial" w:cs="Arial"/>
@@ -2022,6 +2121,41 @@
           <w:szCs w:val="20"/>
         </w:rPr>
         <w:t>Burdignon</w:t>
+      </w:r>
+      <w:proofErr w:type="spellEnd"/>
+      <w:r>
+        <w:rPr>
+          <w:rFonts w:ascii="Arial" w:hAnsi="Arial" w:cs="Arial"/>
+          <w:sz w:val="20"/>
+          <w:szCs w:val="20"/>
+        </w:rPr>
+        <w:tab/>
+      </w:r>
+      <w:r>
+        <w:rPr>
+          <w:rFonts w:ascii="Arial" w:hAnsi="Arial" w:cs="Arial"/>
+          <w:sz w:val="20"/>
+          <w:szCs w:val="20"/>
+        </w:rPr>
+        <w:tab/>
+        <w:t xml:space="preserve">           </w:t>
+      </w:r>
+      <w:r>
+        <w:rPr>
+          <w:rFonts w:ascii="Arial" w:hAnsi="Arial" w:cs="Arial"/>
+          <w:sz w:val="20"/>
+          <w:szCs w:val="20"/>
+        </w:rPr>
+        <w:t xml:space="preserve">Lucas Gonçalves </w:t>
+      </w:r>
+      <w:proofErr w:type="spellStart"/>
+      <w:r>
+        <w:rPr>
+          <w:rFonts w:ascii="Arial" w:hAnsi="Arial" w:cs="Arial"/>
+          <w:sz w:val="20"/>
+          <w:szCs w:val="20"/>
+        </w:rPr>
+        <w:t>Sivolella</w:t>
       </w:r>
       <w:proofErr w:type="spellEnd"/>
     </w:p>
@@ -2033,189 +2167,7 @@
           <w:rFonts w:ascii="Arial" w:hAnsi="Arial" w:cs="Arial"/>
           <w:sz w:val="20"/>
           <w:szCs w:val="20"/>
-        </w:rPr>
-      </w:pPr>
-      <w:r>
-        <w:rPr>
-          <w:rFonts w:ascii="Arial" w:hAnsi="Arial" w:cs="Arial"/>
-          <w:sz w:val="20"/>
-          <w:szCs w:val="20"/>
-        </w:rPr>
-        <w:t>__________________________________________________</w:t>
-      </w:r>
-    </w:p>
-    <w:p>
-      <w:pPr>
-        <w:spacing w:line="360" w:lineRule="auto"/>
-        <w:jc w:val="both"/>
-        <w:rPr>
-          <w:rFonts w:ascii="Arial" w:hAnsi="Arial" w:cs="Arial"/>
-          <w:sz w:val="20"/>
-          <w:szCs w:val="20"/>
-        </w:rPr>
-      </w:pPr>
-      <w:r>
-        <w:rPr>
-          <w:rFonts w:ascii="Arial" w:hAnsi="Arial" w:cs="Arial"/>
-          <w:sz w:val="20"/>
-          <w:szCs w:val="20"/>
-        </w:rPr>
-        <w:t xml:space="preserve">Arthur </w:t>
-      </w:r>
-      <w:proofErr w:type="spellStart"/>
-      <w:r>
-        <w:rPr>
-          <w:rFonts w:ascii="Arial" w:hAnsi="Arial" w:cs="Arial"/>
-          <w:sz w:val="20"/>
-          <w:szCs w:val="20"/>
-        </w:rPr>
-        <w:t>Jansen</w:t>
-      </w:r>
-      <w:proofErr w:type="spellEnd"/>
-      <w:r>
-        <w:rPr>
-          <w:rFonts w:ascii="Arial" w:hAnsi="Arial" w:cs="Arial"/>
-          <w:sz w:val="20"/>
-          <w:szCs w:val="20"/>
-        </w:rPr>
-        <w:t xml:space="preserve"> Oliveira</w:t>
-      </w:r>
-    </w:p>
-    <w:p>
-      <w:pPr>
-        <w:spacing w:line="360" w:lineRule="auto"/>
-        <w:jc w:val="both"/>
-        <w:rPr>
-          <w:rFonts w:ascii="Arial" w:hAnsi="Arial" w:cs="Arial"/>
-          <w:sz w:val="20"/>
-          <w:szCs w:val="20"/>
-        </w:rPr>
-      </w:pPr>
-      <w:r>
-        <w:rPr>
-          <w:rFonts w:ascii="Arial" w:hAnsi="Arial" w:cs="Arial"/>
-          <w:sz w:val="20"/>
-          <w:szCs w:val="20"/>
-        </w:rPr>
-        <w:t>__________________________________________________</w:t>
-      </w:r>
-    </w:p>
-    <w:p>
-      <w:pPr>
-        <w:spacing w:line="360" w:lineRule="auto"/>
-        <w:jc w:val="both"/>
-        <w:rPr>
-          <w:rFonts w:ascii="Arial" w:hAnsi="Arial" w:cs="Arial"/>
-          <w:sz w:val="20"/>
-          <w:szCs w:val="20"/>
           <w:highlight w:val="yellow"/>
-        </w:rPr>
-      </w:pPr>
-      <w:r>
-        <w:rPr>
-          <w:rFonts w:ascii="Arial" w:hAnsi="Arial" w:cs="Arial"/>
-          <w:sz w:val="20"/>
-          <w:szCs w:val="20"/>
-        </w:rPr>
-        <w:t>Bruna Pedrosa Nunes</w:t>
-      </w:r>
-    </w:p>
-    <w:p>
-      <w:pPr>
-        <w:spacing w:line="360" w:lineRule="auto"/>
-        <w:jc w:val="both"/>
-        <w:rPr>
-          <w:rFonts w:ascii="Arial" w:hAnsi="Arial" w:cs="Arial"/>
-          <w:sz w:val="20"/>
-          <w:szCs w:val="20"/>
-        </w:rPr>
-      </w:pPr>
-      <w:r>
-        <w:rPr>
-          <w:rFonts w:ascii="Arial" w:hAnsi="Arial" w:cs="Arial"/>
-          <w:sz w:val="20"/>
-          <w:szCs w:val="20"/>
-        </w:rPr>
-        <w:t>__________________________________________________</w:t>
-      </w:r>
-    </w:p>
-    <w:p>
-      <w:pPr>
-        <w:spacing w:line="360" w:lineRule="auto"/>
-        <w:jc w:val="both"/>
-        <w:rPr>
-          <w:rFonts w:ascii="Arial" w:hAnsi="Arial" w:cs="Arial"/>
-          <w:sz w:val="20"/>
-          <w:szCs w:val="20"/>
-          <w:highlight w:val="yellow"/>
-        </w:rPr>
-      </w:pPr>
-      <w:r>
-        <w:rPr>
-          <w:rFonts w:ascii="Arial" w:hAnsi="Arial" w:cs="Arial"/>
-          <w:sz w:val="20"/>
-          <w:szCs w:val="20"/>
-        </w:rPr>
-        <w:t xml:space="preserve">Lucas Gonçalves </w:t>
-      </w:r>
-      <w:proofErr w:type="spellStart"/>
-      <w:r>
-        <w:rPr>
-          <w:rFonts w:ascii="Arial" w:hAnsi="Arial" w:cs="Arial"/>
-          <w:sz w:val="20"/>
-          <w:szCs w:val="20"/>
-        </w:rPr>
-        <w:t>Sivolella</w:t>
-      </w:r>
-      <w:proofErr w:type="spellEnd"/>
-    </w:p>
-    <w:p>
-      <w:pPr>
-        <w:spacing w:line="360" w:lineRule="auto"/>
-        <w:jc w:val="both"/>
-        <w:rPr>
-          <w:rFonts w:ascii="Arial" w:hAnsi="Arial" w:cs="Arial"/>
-          <w:sz w:val="20"/>
-          <w:szCs w:val="20"/>
-        </w:rPr>
-      </w:pPr>
-      <w:r>
-        <w:rPr>
-          <w:rFonts w:ascii="Arial" w:hAnsi="Arial" w:cs="Arial"/>
-          <w:sz w:val="20"/>
-          <w:szCs w:val="20"/>
-        </w:rPr>
-        <w:t>__________________________________________________</w:t>
-      </w:r>
-    </w:p>
-    <w:p>
-      <w:pPr>
-        <w:spacing w:line="360" w:lineRule="auto"/>
-        <w:jc w:val="both"/>
-        <w:rPr>
-          <w:rFonts w:ascii="Arial" w:hAnsi="Arial" w:cs="Arial"/>
-          <w:sz w:val="20"/>
-          <w:szCs w:val="20"/>
-          <w:highlight w:val="yellow"/>
-        </w:rPr>
-      </w:pPr>
-      <w:r>
-        <w:rPr>
-          <w:rFonts w:ascii="Arial" w:hAnsi="Arial" w:cs="Arial"/>
-          <w:sz w:val="20"/>
-          <w:szCs w:val="20"/>
-        </w:rPr>
-        <w:t>Vinicius Ramos Sales</w:t>
-      </w:r>
-    </w:p>
-    <w:p>
-      <w:pPr>
-        <w:spacing w:line="360" w:lineRule="auto"/>
-        <w:jc w:val="both"/>
-        <w:rPr>
-          <w:rFonts w:ascii="Arial" w:hAnsi="Arial" w:cs="Arial"/>
-          <w:sz w:val="20"/>
-          <w:szCs w:val="20"/>
         </w:rPr>
       </w:pPr>
     </w:p>
@@ -2229,6 +2181,38 @@
           <w:szCs w:val="20"/>
         </w:rPr>
       </w:pPr>
+      <w:r>
+        <w:rPr>
+          <w:rFonts w:ascii="Arial" w:hAnsi="Arial" w:cs="Arial"/>
+          <w:sz w:val="20"/>
+          <w:szCs w:val="20"/>
+        </w:rPr>
+        <w:t>__________________</w:t>
+      </w:r>
+      <w:r>
+        <w:rPr>
+          <w:rFonts w:ascii="Arial" w:hAnsi="Arial" w:cs="Arial"/>
+          <w:sz w:val="20"/>
+          <w:szCs w:val="20"/>
+        </w:rPr>
+        <w:t xml:space="preserve">___________________________         </w:t>
+      </w:r>
+      <w:r>
+        <w:rPr>
+          <w:rFonts w:ascii="Arial" w:hAnsi="Arial" w:cs="Arial"/>
+          <w:sz w:val="20"/>
+          <w:szCs w:val="20"/>
+        </w:rPr>
+        <w:t>__________________________________</w:t>
+      </w:r>
+      <w:r>
+        <w:rPr>
+          <w:rFonts w:ascii="Arial" w:hAnsi="Arial" w:cs="Arial"/>
+          <w:sz w:val="20"/>
+          <w:szCs w:val="20"/>
+        </w:rPr>
+        <w:t>_____________</w:t>
+      </w:r>
     </w:p>
     <w:p>
       <w:pPr>
@@ -2246,23 +2230,74 @@
           <w:sz w:val="20"/>
           <w:szCs w:val="20"/>
         </w:rPr>
-        <w:t>_____________________________</w:t>
-      </w:r>
-      <w:r>
-        <w:rPr>
-          <w:rFonts w:ascii="Arial" w:hAnsi="Arial" w:cs="Arial"/>
-          <w:sz w:val="20"/>
-          <w:szCs w:val="20"/>
-        </w:rPr>
-        <w:t>____</w:t>
-      </w:r>
-      <w:r>
-        <w:rPr>
-          <w:rFonts w:ascii="Arial" w:hAnsi="Arial" w:cs="Arial"/>
-          <w:sz w:val="20"/>
-          <w:szCs w:val="20"/>
-        </w:rPr>
-        <w:t xml:space="preserve">                          </w:t>
+        <w:t xml:space="preserve">Arthur </w:t>
+      </w:r>
+      <w:proofErr w:type="spellStart"/>
+      <w:r>
+        <w:rPr>
+          <w:rFonts w:ascii="Arial" w:hAnsi="Arial" w:cs="Arial"/>
+          <w:sz w:val="20"/>
+          <w:szCs w:val="20"/>
+        </w:rPr>
+        <w:t>Jansen</w:t>
+      </w:r>
+      <w:proofErr w:type="spellEnd"/>
+      <w:r>
+        <w:rPr>
+          <w:rFonts w:ascii="Arial" w:hAnsi="Arial" w:cs="Arial"/>
+          <w:sz w:val="20"/>
+          <w:szCs w:val="20"/>
+        </w:rPr>
+        <w:t xml:space="preserve"> Oliveira</w:t>
+      </w:r>
+      <w:r>
+        <w:rPr>
+          <w:rFonts w:ascii="Arial" w:hAnsi="Arial" w:cs="Arial"/>
+          <w:sz w:val="20"/>
+          <w:szCs w:val="20"/>
+        </w:rPr>
+        <w:tab/>
+      </w:r>
+      <w:r>
+        <w:rPr>
+          <w:rFonts w:ascii="Arial" w:hAnsi="Arial" w:cs="Arial"/>
+          <w:sz w:val="20"/>
+          <w:szCs w:val="20"/>
+        </w:rPr>
+        <w:tab/>
+      </w:r>
+      <w:r>
+        <w:rPr>
+          <w:rFonts w:ascii="Arial" w:hAnsi="Arial" w:cs="Arial"/>
+          <w:sz w:val="20"/>
+          <w:szCs w:val="20"/>
+        </w:rPr>
+        <w:tab/>
+      </w:r>
+      <w:r>
+        <w:rPr>
+          <w:rFonts w:ascii="Arial" w:hAnsi="Arial" w:cs="Arial"/>
+          <w:sz w:val="20"/>
+          <w:szCs w:val="20"/>
+        </w:rPr>
+        <w:tab/>
+      </w:r>
+      <w:r>
+        <w:rPr>
+          <w:rFonts w:ascii="Arial" w:hAnsi="Arial" w:cs="Arial"/>
+          <w:sz w:val="20"/>
+          <w:szCs w:val="20"/>
+        </w:rPr>
+        <w:tab/>
+        <w:t xml:space="preserve">           </w:t>
+      </w:r>
+      <w:r>
+        <w:rPr>
+          <w:rFonts w:ascii="Arial" w:hAnsi="Arial" w:cs="Arial"/>
+          <w:sz w:val="20"/>
+          <w:szCs w:val="20"/>
+        </w:rPr>
+        <w:t>Vinicius Ramos Sales</w:t>
       </w:r>
     </w:p>
     <w:p>
@@ -2274,53 +2309,6 @@
           <w:sz w:val="20"/>
           <w:szCs w:val="20"/>
           <w:highlight w:val="yellow"/>
-        </w:rPr>
-      </w:pPr>
-      <w:proofErr w:type="spellStart"/>
-      <w:r>
-        <w:rPr>
-          <w:rFonts w:ascii="Arial" w:hAnsi="Arial" w:cs="Arial"/>
-          <w:sz w:val="20"/>
-          <w:szCs w:val="20"/>
-        </w:rPr>
-        <w:t>Cleia</w:t>
-      </w:r>
-      <w:proofErr w:type="spellEnd"/>
-      <w:r>
-        <w:rPr>
-          <w:rFonts w:ascii="Arial" w:hAnsi="Arial" w:cs="Arial"/>
-          <w:sz w:val="20"/>
-          <w:szCs w:val="20"/>
-        </w:rPr>
-        <w:t xml:space="preserve"> </w:t>
-      </w:r>
-      <w:proofErr w:type="spellStart"/>
-      <w:r>
-        <w:rPr>
-          <w:rFonts w:ascii="Arial" w:hAnsi="Arial" w:cs="Arial"/>
-          <w:sz w:val="20"/>
-          <w:szCs w:val="20"/>
-        </w:rPr>
-        <w:t>Marcia</w:t>
-      </w:r>
-      <w:proofErr w:type="spellEnd"/>
-      <w:r>
-        <w:rPr>
-          <w:rFonts w:ascii="Arial" w:hAnsi="Arial" w:cs="Arial"/>
-          <w:sz w:val="20"/>
-          <w:szCs w:val="20"/>
-        </w:rPr>
-        <w:t xml:space="preserve"> Gomes Amaral</w:t>
-      </w:r>
-    </w:p>
-    <w:p>
-      <w:pPr>
-        <w:spacing w:line="360" w:lineRule="auto"/>
-        <w:jc w:val="both"/>
-        <w:rPr>
-          <w:rFonts w:ascii="Arial" w:hAnsi="Arial" w:cs="Arial"/>
-          <w:sz w:val="20"/>
-          <w:szCs w:val="20"/>
         </w:rPr>
       </w:pPr>
     </w:p>
@@ -2340,7 +2328,15 @@
           <w:sz w:val="20"/>
           <w:szCs w:val="20"/>
         </w:rPr>
-        <w:t>_________________________________</w:t>
+        <w:t>__________________</w:t>
+      </w:r>
+      <w:r>
+        <w:rPr>
+          <w:rFonts w:ascii="Arial" w:hAnsi="Arial" w:cs="Arial"/>
+          <w:sz w:val="20"/>
+          <w:szCs w:val="20"/>
+        </w:rPr>
+        <w:t>___________________________</w:t>
       </w:r>
     </w:p>
     <w:p>
@@ -2360,10 +2356,221 @@
           <w:sz w:val="20"/>
           <w:szCs w:val="20"/>
         </w:rPr>
+        <w:t>Bruna Pedrosa Nunes</w:t>
+      </w:r>
+    </w:p>
+    <w:p>
+      <w:pPr>
+        <w:spacing w:line="360" w:lineRule="auto"/>
+        <w:jc w:val="both"/>
+        <w:rPr>
+          <w:rFonts w:ascii="Arial" w:hAnsi="Arial" w:cs="Arial"/>
+          <w:sz w:val="20"/>
+          <w:szCs w:val="20"/>
+        </w:rPr>
+      </w:pPr>
+    </w:p>
+    <w:p>
+      <w:pPr>
+        <w:spacing w:line="360" w:lineRule="auto"/>
+        <w:jc w:val="both"/>
+        <w:rPr>
+          <w:rFonts w:ascii="Arial" w:hAnsi="Arial" w:cs="Arial"/>
+          <w:sz w:val="20"/>
+          <w:szCs w:val="20"/>
+        </w:rPr>
+      </w:pPr>
+    </w:p>
+    <w:p>
+      <w:pPr>
+        <w:spacing w:line="360" w:lineRule="auto"/>
+        <w:jc w:val="both"/>
+        <w:rPr>
+          <w:rFonts w:ascii="Arial" w:hAnsi="Arial" w:cs="Arial"/>
+          <w:sz w:val="20"/>
+          <w:szCs w:val="20"/>
+        </w:rPr>
+      </w:pPr>
+      <w:r>
+        <w:rPr>
+          <w:rFonts w:ascii="Arial" w:hAnsi="Arial" w:cs="Arial"/>
+          <w:sz w:val="20"/>
+          <w:szCs w:val="20"/>
+        </w:rPr>
+        <w:t>Docentes:</w:t>
+      </w:r>
+    </w:p>
+    <w:p>
+      <w:pPr>
+        <w:spacing w:line="360" w:lineRule="auto"/>
+        <w:jc w:val="both"/>
+        <w:rPr>
+          <w:rFonts w:ascii="Arial" w:hAnsi="Arial" w:cs="Arial"/>
+          <w:sz w:val="20"/>
+          <w:szCs w:val="20"/>
+        </w:rPr>
+      </w:pPr>
+    </w:p>
+    <w:p>
+      <w:pPr>
+        <w:spacing w:line="360" w:lineRule="auto"/>
+        <w:jc w:val="both"/>
+        <w:rPr>
+          <w:rFonts w:ascii="Arial" w:hAnsi="Arial" w:cs="Arial"/>
+          <w:sz w:val="20"/>
+          <w:szCs w:val="20"/>
+        </w:rPr>
+      </w:pPr>
+      <w:r>
+        <w:rPr>
+          <w:rFonts w:ascii="Arial" w:hAnsi="Arial" w:cs="Arial"/>
+          <w:sz w:val="20"/>
+          <w:szCs w:val="20"/>
+        </w:rPr>
+        <w:t>_____________________________</w:t>
+      </w:r>
+      <w:r>
+        <w:rPr>
+          <w:rFonts w:ascii="Arial" w:hAnsi="Arial" w:cs="Arial"/>
+          <w:sz w:val="20"/>
+          <w:szCs w:val="20"/>
+        </w:rPr>
+        <w:t>____</w:t>
+      </w:r>
+      <w:r>
+        <w:rPr>
+          <w:rFonts w:ascii="Arial" w:hAnsi="Arial" w:cs="Arial"/>
+          <w:sz w:val="20"/>
+          <w:szCs w:val="20"/>
+        </w:rPr>
+        <w:t xml:space="preserve">____________         </w:t>
+      </w:r>
+      <w:r>
+        <w:rPr>
+          <w:rFonts w:ascii="Arial" w:hAnsi="Arial" w:cs="Arial"/>
+          <w:sz w:val="20"/>
+          <w:szCs w:val="20"/>
+        </w:rPr>
+        <w:t>_________________________________</w:t>
+      </w:r>
+      <w:r>
+        <w:rPr>
+          <w:rFonts w:ascii="Arial" w:hAnsi="Arial" w:cs="Arial"/>
+          <w:sz w:val="20"/>
+          <w:szCs w:val="20"/>
+        </w:rPr>
+        <w:t>______________</w:t>
+      </w:r>
+    </w:p>
+    <w:p>
+      <w:pPr>
+        <w:spacing w:line="360" w:lineRule="auto"/>
+        <w:jc w:val="both"/>
+        <w:rPr>
+          <w:rFonts w:ascii="Arial" w:hAnsi="Arial" w:cs="Arial"/>
+          <w:sz w:val="20"/>
+          <w:szCs w:val="20"/>
+          <w:highlight w:val="yellow"/>
+        </w:rPr>
+      </w:pPr>
+      <w:proofErr w:type="spellStart"/>
+      <w:r>
+        <w:rPr>
+          <w:rFonts w:ascii="Arial" w:hAnsi="Arial" w:cs="Arial"/>
+          <w:sz w:val="20"/>
+          <w:szCs w:val="20"/>
+        </w:rPr>
+        <w:t>Cleia</w:t>
+      </w:r>
+      <w:proofErr w:type="spellEnd"/>
+      <w:r>
+        <w:rPr>
+          <w:rFonts w:ascii="Arial" w:hAnsi="Arial" w:cs="Arial"/>
+          <w:sz w:val="20"/>
+          <w:szCs w:val="20"/>
+        </w:rPr>
+        <w:t xml:space="preserve"> </w:t>
+      </w:r>
+      <w:proofErr w:type="spellStart"/>
+      <w:r>
+        <w:rPr>
+          <w:rFonts w:ascii="Arial" w:hAnsi="Arial" w:cs="Arial"/>
+          <w:sz w:val="20"/>
+          <w:szCs w:val="20"/>
+        </w:rPr>
+        <w:t>Marcia</w:t>
+      </w:r>
+      <w:proofErr w:type="spellEnd"/>
+      <w:r>
+        <w:rPr>
+          <w:rFonts w:ascii="Arial" w:hAnsi="Arial" w:cs="Arial"/>
+          <w:sz w:val="20"/>
+          <w:szCs w:val="20"/>
+        </w:rPr>
+        <w:t xml:space="preserve"> Gomes Amaral</w:t>
+      </w:r>
+      <w:r>
+        <w:rPr>
+          <w:rFonts w:ascii="Arial" w:hAnsi="Arial" w:cs="Arial"/>
+          <w:sz w:val="20"/>
+          <w:szCs w:val="20"/>
+        </w:rPr>
+        <w:tab/>
+      </w:r>
+      <w:r>
+        <w:rPr>
+          <w:rFonts w:ascii="Arial" w:hAnsi="Arial" w:cs="Arial"/>
+          <w:sz w:val="20"/>
+          <w:szCs w:val="20"/>
+        </w:rPr>
+        <w:tab/>
+      </w:r>
+      <w:r>
+        <w:rPr>
+          <w:rFonts w:ascii="Arial" w:hAnsi="Arial" w:cs="Arial"/>
+          <w:sz w:val="20"/>
+          <w:szCs w:val="20"/>
+        </w:rPr>
+        <w:tab/>
+      </w:r>
+      <w:r>
+        <w:rPr>
+          <w:rFonts w:ascii="Arial" w:hAnsi="Arial" w:cs="Arial"/>
+          <w:sz w:val="20"/>
+          <w:szCs w:val="20"/>
+        </w:rPr>
+        <w:tab/>
+        <w:t xml:space="preserve">           </w:t>
+      </w:r>
+      <w:r>
+        <w:rPr>
+          <w:rFonts w:ascii="Arial" w:hAnsi="Arial" w:cs="Arial"/>
+          <w:sz w:val="20"/>
+          <w:szCs w:val="20"/>
+        </w:rPr>
         <w:t>Joana Gabriela Ribeiro de Souza</w:t>
       </w:r>
       <w:bookmarkStart w:id="0" w:name="_GoBack"/>
       <w:bookmarkEnd w:id="0"/>
+      <w:r>
+        <w:rPr>
+          <w:rFonts w:ascii="Arial" w:hAnsi="Arial" w:cs="Arial"/>
+          <w:sz w:val="20"/>
+          <w:szCs w:val="20"/>
+        </w:rPr>
+        <w:t xml:space="preserve">         </w:t>
+      </w:r>
+    </w:p>
+    <w:p>
+      <w:pPr>
+        <w:spacing w:line="360" w:lineRule="auto"/>
+        <w:jc w:val="both"/>
+        <w:rPr>
+          <w:rFonts w:ascii="Arial" w:hAnsi="Arial" w:cs="Arial"/>
+          <w:sz w:val="20"/>
+          <w:szCs w:val="20"/>
+        </w:rPr>
+      </w:pPr>
     </w:p>
     <w:sectPr>
       <w:pgSz w:w="12240" w:h="15840"/>
@@ -3110,7 +3317,7 @@
   <a:extraClrSchemeLst/>
   <a:extLst>
     <a:ext uri="{05A4C25C-085E-4340-85A3-A5531E510DB2}">
-      <thm15:themeFamily xmlns="" xmlns:thm15="http://schemas.microsoft.com/office/thememl/2012/main" name="Office Theme" id="{62F939B6-93AF-4DB8-9C6B-D6C7DFDC589F}" vid="{4A3C46E8-61CC-4603-A589-7422A47A8E4A}"/>
+      <thm15:themeFamily xmlns:thm15="http://schemas.microsoft.com/office/thememl/2012/main" xmlns="" name="Office Theme" id="{62F939B6-93AF-4DB8-9C6B-D6C7DFDC589F}" vid="{4A3C46E8-61CC-4603-A589-7422A47A8E4A}"/>
     </a:ext>
   </a:extLst>
 </a:theme>
